--- a/docs/architecture-report.docx
+++ b/docs/architecture-report.docx
@@ -279,7 +279,7 @@
                 <w:sz w:val="18"/>
                 <w:szCs w:val="18"/>
               </w:rPr>
-              <w:t xml:space="preserve">github.com/rogerantony-dev/finpilot (private)</w:t>
+              <w:t xml:space="preserve">github.com/rogerantony-dev/finpilot</w:t>
             </w:r>
           </w:p>
         </w:tc>
